--- a/我的文档/简历/简历-刘玉坤.docx
+++ b/我的文档/简历/简历-刘玉坤.docx
@@ -63,7 +63,7 @@
       </w:pPr>
       <w:r>
         <w:pict>
-          <v:shape id="图片 1" o:spid="_x0000_i1026" type="#_x0000_t75" style="width:16.45pt;height:16.45pt;visibility:visible;mso-wrap-style:square">
+          <v:shape id="图片 1" o:spid="_x0000_i1026" type="#_x0000_t75" style="width:16.35pt;height:16.35pt;visibility:visible;mso-wrap-style:square">
             <v:imagedata r:id="rId8" o:title=""/>
           </v:shape>
         </w:pict>
@@ -142,7 +142,23 @@
                 <w:color w:val="44546A"/>
                 <w:sz w:val="22"/>
               </w:rPr>
-              <w:t xml:space="preserve"> 男    民族 汉    年龄 28    学历 统招本科    工作年限  6 年    现居地 北京市丰台区</w:t>
+              <w:t xml:space="preserve"> 男    民族 汉    学历 统招本科    工作年限  </w:t>
+            </w:r>
+            <w:r>
+              <w:rPr>
+                <w:rFonts w:ascii="微软雅黑" w:eastAsia="微软雅黑" w:hAnsi="微软雅黑"/>
+                <w:color w:val="44546A"/>
+                <w:sz w:val="22"/>
+              </w:rPr>
+              <w:t>7</w:t>
+            </w:r>
+            <w:r>
+              <w:rPr>
+                <w:rFonts w:ascii="微软雅黑" w:eastAsia="微软雅黑" w:hAnsi="微软雅黑"/>
+                <w:color w:val="44546A"/>
+                <w:sz w:val="22"/>
+              </w:rPr>
+              <w:t xml:space="preserve"> 年    现居地 北京市丰台区</w:t>
             </w:r>
           </w:p>
           <w:p>
@@ -472,7 +488,17 @@
                 <w:color w:val="44546A"/>
                 <w:sz w:val="22"/>
               </w:rPr>
-              <w:t>有大型项目复杂业务逻辑分析、设计、编程经验，在对资金交易接口管理系统维护期间参与结构性存款利率互换、</w:t>
+              <w:t>有大型项目复杂业务逻辑分析、设计、编程经验，在对资金交易接口管</w:t>
+            </w:r>
+            <w:bookmarkStart w:id="0" w:name="_GoBack"/>
+            <w:bookmarkEnd w:id="0"/>
+            <w:r>
+              <w:rPr>
+                <w:rFonts w:ascii="微软雅黑" w:eastAsia="微软雅黑" w:hAnsi="微软雅黑" w:hint="eastAsia"/>
+                <w:color w:val="44546A"/>
+                <w:sz w:val="22"/>
+              </w:rPr>
+              <w:t>理系统维护期间参与结构性存款利率互换、</w:t>
             </w:r>
             <w:r>
               <w:rPr>
@@ -686,6 +712,94 @@
               <w:ind w:firstLineChars="0"/>
               <w:rPr>
                 <w:rFonts w:ascii="微软雅黑" w:eastAsia="微软雅黑" w:hAnsi="微软雅黑"/>
+                <w:color w:val="44546A"/>
+                <w:sz w:val="22"/>
+              </w:rPr>
+            </w:pPr>
+            <w:r>
+              <w:rPr>
+                <w:rFonts w:ascii="微软雅黑" w:eastAsia="微软雅黑" w:hAnsi="微软雅黑"/>
+                <w:color w:val="44546A"/>
+                <w:sz w:val="22"/>
+              </w:rPr>
+              <w:t>有 AI 能力接入项目经验</w:t>
+            </w:r>
+            <w:r>
+              <w:rPr>
+                <w:rFonts w:ascii="微软雅黑" w:eastAsia="微软雅黑" w:hAnsi="微软雅黑" w:hint="eastAsia"/>
+                <w:color w:val="44546A"/>
+                <w:sz w:val="22"/>
+              </w:rPr>
+              <w:t>，能</w:t>
+            </w:r>
+            <w:r>
+              <w:rPr>
+                <w:rFonts w:ascii="微软雅黑" w:eastAsia="微软雅黑" w:hAnsi="微软雅黑"/>
+                <w:color w:val="44546A"/>
+                <w:sz w:val="22"/>
+              </w:rPr>
+              <w:t xml:space="preserve">够使用 AI </w:t>
+            </w:r>
+            <w:r>
+              <w:rPr>
+                <w:rFonts w:ascii="微软雅黑" w:eastAsia="微软雅黑" w:hAnsi="微软雅黑"/>
+                <w:color w:val="44546A"/>
+                <w:sz w:val="22"/>
+              </w:rPr>
+              <w:t>提升编码、排查问题，</w:t>
+            </w:r>
+            <w:r>
+              <w:rPr>
+                <w:rFonts w:ascii="微软雅黑" w:eastAsia="微软雅黑" w:hAnsi="微软雅黑"/>
+                <w:color w:val="44546A"/>
+                <w:sz w:val="22"/>
+              </w:rPr>
+              <w:t xml:space="preserve">利用 AI </w:t>
+            </w:r>
+            <w:r>
+              <w:rPr>
+                <w:rFonts w:ascii="微软雅黑" w:eastAsia="微软雅黑" w:hAnsi="微软雅黑"/>
+                <w:color w:val="44546A"/>
+                <w:sz w:val="22"/>
+              </w:rPr>
+              <w:t>自动生成接口文档、自动生成测试用例、自动解析日志等</w:t>
+            </w:r>
+            <w:r>
+              <w:rPr>
+                <w:rFonts w:ascii="微软雅黑" w:eastAsia="微软雅黑" w:hAnsi="微软雅黑" w:hint="eastAsia"/>
+                <w:color w:val="44546A"/>
+                <w:sz w:val="22"/>
+              </w:rPr>
+              <w:t>能力提升</w:t>
+            </w:r>
+            <w:r>
+              <w:rPr>
+                <w:rFonts w:ascii="微软雅黑" w:eastAsia="微软雅黑" w:hAnsi="微软雅黑" w:hint="eastAsia"/>
+                <w:color w:val="44546A"/>
+                <w:sz w:val="22"/>
+              </w:rPr>
+              <w:t>效率</w:t>
+            </w:r>
+            <w:r>
+              <w:rPr>
+                <w:rFonts w:ascii="微软雅黑" w:eastAsia="微软雅黑" w:hAnsi="微软雅黑" w:hint="eastAsia"/>
+                <w:color w:val="44546A"/>
+                <w:sz w:val="22"/>
+              </w:rPr>
+              <w:t>。</w:t>
+            </w:r>
+          </w:p>
+          <w:p>
+            <w:pPr>
+              <w:pStyle w:val="a8"/>
+              <w:numPr>
+                <w:ilvl w:val="0"/>
+                <w:numId w:val="1"/>
+              </w:numPr>
+              <w:spacing w:line="400" w:lineRule="exact"/>
+              <w:ind w:firstLineChars="0"/>
+              <w:rPr>
+                <w:rFonts w:ascii="微软雅黑" w:eastAsia="微软雅黑" w:hAnsi="微软雅黑" w:hint="eastAsia"/>
                 <w:color w:val="44546A"/>
                 <w:sz w:val="24"/>
                 <w:szCs w:val="24"/>
@@ -1167,6 +1281,7 @@
                 <w:color w:val="44546A"/>
                 <w:sz w:val="22"/>
               </w:rPr>
+              <w:lastRenderedPageBreak/>
               <w:t>有</w:t>
             </w:r>
             <w:r>
@@ -1191,17 +1306,7 @@
                 <w:color w:val="44546A"/>
                 <w:sz w:val="22"/>
               </w:rPr>
-              <w:t>使用经验，在统一监管平台上云期间负责云上脚本的开发与测试</w:t>
-            </w:r>
-            <w:bookmarkStart w:id="0" w:name="_GoBack"/>
-            <w:bookmarkEnd w:id="0"/>
-            <w:r>
-              <w:rPr>
-                <w:rFonts w:ascii="微软雅黑" w:eastAsia="微软雅黑" w:hAnsi="微软雅黑"/>
-                <w:color w:val="44546A"/>
-                <w:sz w:val="22"/>
-              </w:rPr>
-              <w:t>。</w:t>
+              <w:t>使用经验，在统一监管平台上云期间负责云上脚本的开发与测试。</w:t>
             </w:r>
           </w:p>
           <w:p>
@@ -1257,7 +1362,6 @@
                 <w:color w:val="44546A"/>
                 <w:sz w:val="22"/>
               </w:rPr>
-              <w:lastRenderedPageBreak/>
               <w:t>熟练运用</w:t>
             </w:r>
             <w:r>
@@ -1306,31 +1410,23 @@
                 <w:color w:val="44546A"/>
                 <w:sz w:val="22"/>
               </w:rPr>
-              <w:t>熟悉</w:t>
-            </w:r>
-            <w:r>
-              <w:rPr>
-                <w:rFonts w:ascii="微软雅黑" w:eastAsia="微软雅黑" w:hAnsi="微软雅黑" w:hint="eastAsia"/>
-                <w:color w:val="44546A"/>
-                <w:sz w:val="22"/>
-              </w:rPr>
-              <w:t>布式锁、分布式事务，能够运用相关技术实现跨服务的数据一致性和事务管理，</w:t>
-            </w:r>
-            <w:r>
-              <w:rPr>
-                <w:rFonts w:ascii="微软雅黑" w:eastAsia="微软雅黑" w:hAnsi="微软雅黑" w:hint="eastAsia"/>
-                <w:color w:val="44546A"/>
-                <w:sz w:val="22"/>
-              </w:rPr>
-              <w:t>保障</w:t>
-            </w:r>
-            <w:r>
-              <w:rPr>
-                <w:rFonts w:ascii="微软雅黑" w:eastAsia="微软雅黑" w:hAnsi="微软雅黑" w:hint="eastAsia"/>
-                <w:color w:val="44546A"/>
-                <w:sz w:val="22"/>
-              </w:rPr>
-              <w:t>系统的数据可靠性。</w:t>
+              <w:t>有</w:t>
+            </w:r>
+            <w:r>
+              <w:rPr>
+                <w:rFonts w:ascii="微软雅黑" w:eastAsia="微软雅黑" w:hAnsi="微软雅黑"/>
+                <w:color w:val="44546A"/>
+                <w:sz w:val="22"/>
+              </w:rPr>
+              <w:t xml:space="preserve"> AI 能力接入项目经验，在统一监管平台研发期间，基于大模型 API，LangChain4J，RAG 等技术实现平台智能填报助手</w:t>
+            </w:r>
+            <w:r>
+              <w:rPr>
+                <w:rFonts w:ascii="微软雅黑" w:eastAsia="微软雅黑" w:hAnsi="微软雅黑" w:hint="eastAsia"/>
+                <w:color w:val="44546A"/>
+                <w:sz w:val="22"/>
+              </w:rPr>
+              <w:t>。</w:t>
             </w:r>
           </w:p>
           <w:p>
@@ -1345,6 +1441,54 @@
               <w:rPr>
                 <w:rFonts w:ascii="微软雅黑" w:eastAsia="微软雅黑" w:hAnsi="微软雅黑"/>
                 <w:color w:val="44546A"/>
+                <w:sz w:val="22"/>
+              </w:rPr>
+            </w:pPr>
+            <w:r>
+              <w:rPr>
+                <w:rFonts w:ascii="微软雅黑" w:eastAsia="微软雅黑" w:hAnsi="微软雅黑" w:hint="eastAsia"/>
+                <w:color w:val="44546A"/>
+                <w:sz w:val="22"/>
+              </w:rPr>
+              <w:t>熟悉</w:t>
+            </w:r>
+            <w:r>
+              <w:rPr>
+                <w:rFonts w:ascii="微软雅黑" w:eastAsia="微软雅黑" w:hAnsi="微软雅黑" w:hint="eastAsia"/>
+                <w:color w:val="44546A"/>
+                <w:sz w:val="22"/>
+              </w:rPr>
+              <w:t>布式锁、分布式事务，能够运用相关技术实现跨服务的数据一致性和事务管理，</w:t>
+            </w:r>
+            <w:r>
+              <w:rPr>
+                <w:rFonts w:ascii="微软雅黑" w:eastAsia="微软雅黑" w:hAnsi="微软雅黑" w:hint="eastAsia"/>
+                <w:color w:val="44546A"/>
+                <w:sz w:val="22"/>
+              </w:rPr>
+              <w:t>保障</w:t>
+            </w:r>
+            <w:r>
+              <w:rPr>
+                <w:rFonts w:ascii="微软雅黑" w:eastAsia="微软雅黑" w:hAnsi="微软雅黑" w:hint="eastAsia"/>
+                <w:color w:val="44546A"/>
+                <w:sz w:val="22"/>
+              </w:rPr>
+              <w:t>系统的数据可靠性。</w:t>
+            </w:r>
+          </w:p>
+          <w:p>
+            <w:pPr>
+              <w:pStyle w:val="a8"/>
+              <w:numPr>
+                <w:ilvl w:val="0"/>
+                <w:numId w:val="1"/>
+              </w:numPr>
+              <w:spacing w:line="400" w:lineRule="exact"/>
+              <w:ind w:firstLineChars="0"/>
+              <w:rPr>
+                <w:rFonts w:ascii="微软雅黑" w:eastAsia="微软雅黑" w:hAnsi="微软雅黑" w:hint="eastAsia"/>
+                <w:color w:val="44546A"/>
                 <w:sz w:val="24"/>
                 <w:szCs w:val="24"/>
               </w:rPr>
@@ -1355,7 +1499,7 @@
                 <w:color w:val="44546A"/>
                 <w:sz w:val="22"/>
               </w:rPr>
-              <w:t>有多线程编程使用经验，维护</w:t>
+              <w:t>有多线程编程经验，维护</w:t>
             </w:r>
             <w:r>
               <w:rPr>
@@ -2602,6 +2746,7 @@
                 <w:color w:val="44546A"/>
                 <w:sz w:val="22"/>
               </w:rPr>
+              <w:lastRenderedPageBreak/>
               <w:t>数据补录、数据推送等功能的开发。</w:t>
             </w:r>
           </w:p>
@@ -2686,7 +2831,6 @@
                 <w:color w:val="44546A"/>
                 <w:sz w:val="22"/>
               </w:rPr>
-              <w:lastRenderedPageBreak/>
               <w:t>非功能测试期间，通过分析数据库执行计划、优化索引选择性、索引覆盖等技术手段优化系统核心接口，大幅提升系统的响应速度与处理能力。</w:t>
             </w:r>
           </w:p>
@@ -2760,6 +2904,46 @@
                 <w:sz w:val="22"/>
               </w:rPr>
               <w:t>实现应用节点的方法级别的限流功能</w:t>
+            </w:r>
+            <w:r>
+              <w:rPr>
+                <w:rFonts w:ascii="微软雅黑" w:eastAsia="微软雅黑" w:hAnsi="微软雅黑" w:hint="eastAsia"/>
+                <w:color w:val="44546A"/>
+                <w:sz w:val="22"/>
+              </w:rPr>
+              <w:t>。</w:t>
+            </w:r>
+          </w:p>
+          <w:p>
+            <w:pPr>
+              <w:pStyle w:val="a8"/>
+              <w:numPr>
+                <w:ilvl w:val="0"/>
+                <w:numId w:val="4"/>
+              </w:numPr>
+              <w:spacing w:line="400" w:lineRule="exact"/>
+              <w:ind w:firstLineChars="0"/>
+              <w:rPr>
+                <w:rFonts w:ascii="微软雅黑" w:eastAsia="微软雅黑" w:hAnsi="微软雅黑"/>
+                <w:color w:val="44546A"/>
+                <w:sz w:val="22"/>
+              </w:rPr>
+            </w:pPr>
+            <w:r>
+              <w:rPr>
+                <w:rFonts w:ascii="微软雅黑" w:eastAsia="微软雅黑" w:hAnsi="微软雅黑" w:hint="eastAsia"/>
+                <w:color w:val="44546A"/>
+                <w:sz w:val="22"/>
+              </w:rPr>
+              <w:t>基于大模型</w:t>
+            </w:r>
+            <w:r>
+              <w:rPr>
+                <w:rFonts w:ascii="微软雅黑" w:eastAsia="微软雅黑" w:hAnsi="微软雅黑"/>
+                <w:color w:val="44546A"/>
+                <w:sz w:val="22"/>
+              </w:rPr>
+              <w:t xml:space="preserve"> API，LangChain4J，RAG 等技术实现平台智能填报助手</w:t>
             </w:r>
             <w:r>
               <w:rPr>
@@ -3757,7 +3941,7 @@
         <v:path o:extrusionok="f" gradientshapeok="t" o:connecttype="rect"/>
         <o:lock v:ext="edit" aspectratio="t"/>
       </v:shapetype>
-      <v:shape id="_x0000_i1027" type="#_x0000_t75" style="width:16.45pt;height:16.45pt;visibility:visible;mso-wrap-style:square" o:bullet="t">
+      <v:shape id="_x0000_i1045" type="#_x0000_t75" style="width:16.35pt;height:16.35pt;visibility:visible;mso-wrap-style:square" o:bullet="t">
         <v:imagedata r:id="rId1" o:title=""/>
       </v:shape>
     </w:pict>
@@ -4742,6 +4926,17 @@
       <w:ind w:firstLineChars="200" w:firstLine="420"/>
     </w:pPr>
   </w:style>
+  <w:style w:type="character" w:styleId="a9">
+    <w:name w:val="Hyperlink"/>
+    <w:basedOn w:val="a0"/>
+    <w:uiPriority w:val="99"/>
+    <w:unhideWhenUsed/>
+    <w:rsid w:val="005E113E"/>
+    <w:rPr>
+      <w:color w:val="0563C1" w:themeColor="hyperlink"/>
+      <w:u w:val="single"/>
+    </w:rPr>
+  </w:style>
 </w:styles>
 </file>
 
@@ -5011,7 +5206,7 @@
 </file>
 
 <file path=customXml/itemProps1.xml><?xml version="1.0" encoding="utf-8"?>
-<ds:datastoreItem xmlns:ds="http://schemas.openxmlformats.org/officeDocument/2006/customXml" ds:itemID="{00335949-B176-42FF-9BE0-5F10F25BB7FF}">
+<ds:datastoreItem xmlns:ds="http://schemas.openxmlformats.org/officeDocument/2006/customXml" ds:itemID="{EF9AFD34-0930-44BA-BFD9-EDFD1CB91261}">
   <ds:schemaRefs>
     <ds:schemaRef ds:uri="http://schemas.openxmlformats.org/officeDocument/2006/bibliography"/>
   </ds:schemaRefs>

--- a/我的文档/简历/简历-刘玉坤.docx
+++ b/我的文档/简历/简历-刘玉坤.docx
@@ -464,7 +464,15 @@
                 <w:color w:val="44546A"/>
                 <w:sz w:val="22"/>
               </w:rPr>
-              <w:t>6 年Java 企业级开发经验，具备完整的前后端项目开发能力。</w:t>
+              <w:t>7</w:t>
+            </w:r>
+            <w:r>
+              <w:rPr>
+                <w:rFonts w:ascii="微软雅黑" w:eastAsia="微软雅黑" w:hAnsi="微软雅黑"/>
+                <w:color w:val="44546A"/>
+                <w:sz w:val="22"/>
+              </w:rPr>
+              <w:t xml:space="preserve"> 年Java 企业级开发经验，具备完整的前后端项目开发能力。</w:t>
             </w:r>
           </w:p>
           <w:p>
@@ -488,17 +496,7 @@
                 <w:color w:val="44546A"/>
                 <w:sz w:val="22"/>
               </w:rPr>
-              <w:t>有大型项目复杂业务逻辑分析、设计、编程经验，在对资金交易接口管</w:t>
-            </w:r>
-            <w:bookmarkStart w:id="0" w:name="_GoBack"/>
-            <w:bookmarkEnd w:id="0"/>
-            <w:r>
-              <w:rPr>
-                <w:rFonts w:ascii="微软雅黑" w:eastAsia="微软雅黑" w:hAnsi="微软雅黑" w:hint="eastAsia"/>
-                <w:color w:val="44546A"/>
-                <w:sz w:val="22"/>
-              </w:rPr>
-              <w:t>理系统维护期间参与结构性存款利率互换、</w:t>
+              <w:t>有大型项目复杂业务逻辑分析、设计、编程经验，在对资金交易接口管理系统维护期间参与结构性存款利率互换、</w:t>
             </w:r>
             <w:r>
               <w:rPr>
@@ -618,7 +616,15 @@
                 <w:color w:val="44546A"/>
                 <w:sz w:val="22"/>
               </w:rPr>
-              <w:t>经验，在统一监管平台信创改造期间负责</w:t>
+              <w:t>经验，在统一监管平台信创改造期间</w:t>
+            </w:r>
+            <w:r>
+              <w:rPr>
+                <w:rFonts w:ascii="微软雅黑" w:eastAsia="微软雅黑" w:hAnsi="微软雅黑" w:hint="eastAsia"/>
+                <w:color w:val="44546A"/>
+                <w:sz w:val="22"/>
+              </w:rPr>
+              <w:t>参与</w:t>
             </w:r>
             <w:r>
               <w:rPr>
@@ -634,7 +640,23 @@
                 <w:color w:val="44546A"/>
                 <w:sz w:val="22"/>
               </w:rPr>
-              <w:t>的架构、</w:t>
+              <w:t>的架构</w:t>
+            </w:r>
+            <w:r>
+              <w:rPr>
+                <w:rFonts w:ascii="微软雅黑" w:eastAsia="微软雅黑" w:hAnsi="微软雅黑" w:hint="eastAsia"/>
+                <w:color w:val="44546A"/>
+                <w:sz w:val="22"/>
+              </w:rPr>
+              <w:t>设计</w:t>
+            </w:r>
+            <w:r>
+              <w:rPr>
+                <w:rFonts w:ascii="微软雅黑" w:eastAsia="微软雅黑" w:hAnsi="微软雅黑" w:hint="eastAsia"/>
+                <w:color w:val="44546A"/>
+                <w:sz w:val="22"/>
+              </w:rPr>
+              <w:t>、</w:t>
             </w:r>
             <w:r>
               <w:rPr>
@@ -650,7 +672,7 @@
                 <w:color w:val="44546A"/>
                 <w:sz w:val="22"/>
               </w:rPr>
-              <w:t>搭建与落地实现，并参与设计统一监管平台整体上云改造</w:t>
+              <w:t>搭建与落地实现，并参与设计上云改造</w:t>
             </w:r>
             <w:r>
               <w:rPr>
@@ -698,7 +720,17 @@
                 <w:color w:val="44546A"/>
                 <w:sz w:val="22"/>
               </w:rPr>
-              <w:t xml:space="preserve"> Spring AOP、SPEL 等技术搭建项目基础设施和公共组件。</w:t>
+              <w:t xml:space="preserve"> Spring AO</w:t>
+            </w:r>
+            <w:bookmarkStart w:id="0" w:name="_GoBack"/>
+            <w:bookmarkEnd w:id="0"/>
+            <w:r>
+              <w:rPr>
+                <w:rFonts w:ascii="微软雅黑" w:eastAsia="微软雅黑" w:hAnsi="微软雅黑"/>
+                <w:color w:val="44546A"/>
+                <w:sz w:val="22"/>
+              </w:rPr>
+              <w:t>P、SPEL 等技术搭建项目基础设施和公共组件。</w:t>
             </w:r>
           </w:p>
           <w:p>
@@ -722,63 +754,79 @@
                 <w:color w:val="44546A"/>
                 <w:sz w:val="22"/>
               </w:rPr>
-              <w:t>有 AI 能力接入项目经验</w:t>
-            </w:r>
-            <w:r>
-              <w:rPr>
-                <w:rFonts w:ascii="微软雅黑" w:eastAsia="微软雅黑" w:hAnsi="微软雅黑" w:hint="eastAsia"/>
-                <w:color w:val="44546A"/>
-                <w:sz w:val="22"/>
-              </w:rPr>
-              <w:t>，能</w:t>
-            </w:r>
-            <w:r>
-              <w:rPr>
-                <w:rFonts w:ascii="微软雅黑" w:eastAsia="微软雅黑" w:hAnsi="微软雅黑"/>
-                <w:color w:val="44546A"/>
-                <w:sz w:val="22"/>
-              </w:rPr>
-              <w:t xml:space="preserve">够使用 AI </w:t>
-            </w:r>
-            <w:r>
-              <w:rPr>
-                <w:rFonts w:ascii="微软雅黑" w:eastAsia="微软雅黑" w:hAnsi="微软雅黑"/>
-                <w:color w:val="44546A"/>
-                <w:sz w:val="22"/>
-              </w:rPr>
-              <w:t>提升编码、排查问题，</w:t>
-            </w:r>
-            <w:r>
-              <w:rPr>
-                <w:rFonts w:ascii="微软雅黑" w:eastAsia="微软雅黑" w:hAnsi="微软雅黑"/>
-                <w:color w:val="44546A"/>
-                <w:sz w:val="22"/>
-              </w:rPr>
-              <w:t xml:space="preserve">利用 AI </w:t>
-            </w:r>
-            <w:r>
-              <w:rPr>
-                <w:rFonts w:ascii="微软雅黑" w:eastAsia="微软雅黑" w:hAnsi="微软雅黑"/>
-                <w:color w:val="44546A"/>
-                <w:sz w:val="22"/>
-              </w:rPr>
-              <w:t>自动生成接口文档、自动生成测试用例、自动解析日志等</w:t>
-            </w:r>
-            <w:r>
-              <w:rPr>
-                <w:rFonts w:ascii="微软雅黑" w:eastAsia="微软雅黑" w:hAnsi="微软雅黑" w:hint="eastAsia"/>
-                <w:color w:val="44546A"/>
-                <w:sz w:val="22"/>
-              </w:rPr>
-              <w:t>能力提升</w:t>
-            </w:r>
-            <w:r>
-              <w:rPr>
-                <w:rFonts w:ascii="微软雅黑" w:eastAsia="微软雅黑" w:hAnsi="微软雅黑" w:hint="eastAsia"/>
-                <w:color w:val="44546A"/>
-                <w:sz w:val="22"/>
-              </w:rPr>
-              <w:t>效率</w:t>
+              <w:t>有</w:t>
+            </w:r>
+            <w:r>
+              <w:rPr>
+                <w:rFonts w:ascii="微软雅黑" w:eastAsia="微软雅黑" w:hAnsi="微软雅黑"/>
+                <w:color w:val="44546A"/>
+                <w:sz w:val="22"/>
+              </w:rPr>
+              <w:t>Vibe Coding</w:t>
+            </w:r>
+            <w:r>
+              <w:rPr>
+                <w:rFonts w:ascii="微软雅黑" w:eastAsia="微软雅黑" w:hAnsi="微软雅黑" w:hint="eastAsia"/>
+                <w:color w:val="44546A"/>
+                <w:sz w:val="22"/>
+              </w:rPr>
+              <w:t>编码经验，能够利用</w:t>
+            </w:r>
+            <w:r>
+              <w:rPr>
+                <w:rFonts w:ascii="微软雅黑" w:eastAsia="微软雅黑" w:hAnsi="微软雅黑"/>
+                <w:color w:val="44546A"/>
+                <w:sz w:val="22"/>
+              </w:rPr>
+              <w:t>Claude Code</w:t>
+            </w:r>
+            <w:r>
+              <w:rPr>
+                <w:rFonts w:ascii="微软雅黑" w:eastAsia="微软雅黑" w:hAnsi="微软雅黑" w:hint="eastAsia"/>
+                <w:color w:val="44546A"/>
+                <w:sz w:val="22"/>
+              </w:rPr>
+              <w:t>、CodeX</w:t>
+            </w:r>
+            <w:r>
+              <w:rPr>
+                <w:rFonts w:ascii="微软雅黑" w:eastAsia="微软雅黑" w:hAnsi="微软雅黑" w:hint="eastAsia"/>
+                <w:color w:val="44546A"/>
+                <w:sz w:val="22"/>
+              </w:rPr>
+              <w:t>、通义灵码</w:t>
+            </w:r>
+            <w:r>
+              <w:rPr>
+                <w:rFonts w:ascii="微软雅黑" w:eastAsia="微软雅黑" w:hAnsi="微软雅黑" w:hint="eastAsia"/>
+                <w:color w:val="44546A"/>
+                <w:sz w:val="22"/>
+              </w:rPr>
+              <w:t>等</w:t>
+            </w:r>
+            <w:r>
+              <w:rPr>
+                <w:rFonts w:ascii="微软雅黑" w:eastAsia="微软雅黑" w:hAnsi="微软雅黑" w:hint="eastAsia"/>
+                <w:color w:val="44546A"/>
+                <w:sz w:val="22"/>
+              </w:rPr>
+              <w:t xml:space="preserve"> AI</w:t>
+            </w:r>
+            <w:r>
+              <w:rPr>
+                <w:rFonts w:ascii="微软雅黑" w:eastAsia="微软雅黑" w:hAnsi="微软雅黑"/>
+                <w:color w:val="44546A"/>
+                <w:sz w:val="22"/>
+              </w:rPr>
+              <w:t xml:space="preserve"> </w:t>
+            </w:r>
+            <w:r>
+              <w:rPr>
+                <w:rFonts w:ascii="微软雅黑" w:eastAsia="微软雅黑" w:hAnsi="微软雅黑" w:hint="eastAsia"/>
+                <w:color w:val="44546A"/>
+                <w:sz w:val="22"/>
+              </w:rPr>
+              <w:t>编码框架进行代码生成、接口调试、生成文档等，提升研发效率与质量</w:t>
             </w:r>
             <w:r>
               <w:rPr>
@@ -799,7 +847,167 @@
               <w:spacing w:line="400" w:lineRule="exact"/>
               <w:ind w:firstLineChars="0"/>
               <w:rPr>
-                <w:rFonts w:ascii="微软雅黑" w:eastAsia="微软雅黑" w:hAnsi="微软雅黑" w:hint="eastAsia"/>
+                <w:rFonts w:ascii="微软雅黑" w:eastAsia="微软雅黑" w:hAnsi="微软雅黑"/>
+                <w:color w:val="44546A"/>
+                <w:sz w:val="22"/>
+              </w:rPr>
+            </w:pPr>
+            <w:r>
+              <w:rPr>
+                <w:rFonts w:ascii="微软雅黑" w:eastAsia="微软雅黑" w:hAnsi="微软雅黑" w:hint="eastAsia"/>
+                <w:color w:val="44546A"/>
+                <w:sz w:val="22"/>
+              </w:rPr>
+              <w:t>对</w:t>
+            </w:r>
+            <w:r>
+              <w:rPr>
+                <w:rFonts w:ascii="微软雅黑" w:eastAsia="微软雅黑" w:hAnsi="微软雅黑"/>
+                <w:color w:val="44546A"/>
+                <w:sz w:val="22"/>
+              </w:rPr>
+              <w:t xml:space="preserve"> AI相关</w:t>
+            </w:r>
+            <w:r>
+              <w:rPr>
+                <w:rFonts w:ascii="微软雅黑" w:eastAsia="微软雅黑" w:hAnsi="微软雅黑" w:hint="eastAsia"/>
+                <w:color w:val="44546A"/>
+                <w:sz w:val="22"/>
+              </w:rPr>
+              <w:t>如</w:t>
+            </w:r>
+            <w:r>
+              <w:rPr>
+                <w:rFonts w:ascii="微软雅黑" w:eastAsia="微软雅黑" w:hAnsi="微软雅黑"/>
+                <w:color w:val="44546A"/>
+                <w:sz w:val="22"/>
+              </w:rPr>
+              <w:t>Prompt Engineering</w:t>
+            </w:r>
+            <w:r>
+              <w:rPr>
+                <w:rFonts w:ascii="微软雅黑" w:eastAsia="微软雅黑" w:hAnsi="微软雅黑" w:hint="eastAsia"/>
+                <w:color w:val="44546A"/>
+                <w:sz w:val="22"/>
+              </w:rPr>
+              <w:t>、RAG、</w:t>
+            </w:r>
+            <w:r>
+              <w:rPr>
+                <w:rFonts w:ascii="微软雅黑" w:eastAsia="微软雅黑" w:hAnsi="微软雅黑"/>
+                <w:color w:val="44546A"/>
+                <w:sz w:val="22"/>
+              </w:rPr>
+              <w:t>Function call</w:t>
+            </w:r>
+            <w:r>
+              <w:rPr>
+                <w:rFonts w:ascii="微软雅黑" w:eastAsia="微软雅黑" w:hAnsi="微软雅黑" w:hint="eastAsia"/>
+                <w:color w:val="44546A"/>
+                <w:sz w:val="22"/>
+              </w:rPr>
+              <w:t>、</w:t>
+            </w:r>
+            <w:r>
+              <w:rPr>
+                <w:rFonts w:ascii="微软雅黑" w:eastAsia="微软雅黑" w:hAnsi="微软雅黑" w:hint="eastAsia"/>
+                <w:color w:val="44546A"/>
+                <w:sz w:val="22"/>
+              </w:rPr>
+              <w:t>MCP、</w:t>
+            </w:r>
+            <w:r>
+              <w:rPr>
+                <w:rFonts w:ascii="微软雅黑" w:eastAsia="微软雅黑" w:hAnsi="微软雅黑"/>
+                <w:color w:val="44546A"/>
+                <w:sz w:val="22"/>
+              </w:rPr>
+              <w:t>Agent</w:t>
+            </w:r>
+            <w:r>
+              <w:rPr>
+                <w:rFonts w:ascii="微软雅黑" w:eastAsia="微软雅黑" w:hAnsi="微软雅黑" w:hint="eastAsia"/>
+                <w:color w:val="44546A"/>
+                <w:sz w:val="22"/>
+              </w:rPr>
+              <w:t>、</w:t>
+            </w:r>
+            <w:r>
+              <w:rPr>
+                <w:rFonts w:ascii="微软雅黑" w:eastAsia="微软雅黑" w:hAnsi="微软雅黑"/>
+                <w:color w:val="44546A"/>
+                <w:sz w:val="22"/>
+              </w:rPr>
+              <w:t>Skill</w:t>
+            </w:r>
+            <w:r>
+              <w:rPr>
+                <w:rFonts w:ascii="微软雅黑" w:eastAsia="微软雅黑" w:hAnsi="微软雅黑" w:hint="eastAsia"/>
+                <w:color w:val="44546A"/>
+                <w:sz w:val="22"/>
+              </w:rPr>
+              <w:t>、</w:t>
+            </w:r>
+            <w:r>
+              <w:rPr>
+                <w:rFonts w:ascii="微软雅黑" w:eastAsia="微软雅黑" w:hAnsi="微软雅黑"/>
+                <w:color w:val="44546A"/>
+                <w:sz w:val="22"/>
+              </w:rPr>
+              <w:t>langchain4j</w:t>
+            </w:r>
+            <w:r>
+              <w:rPr>
+                <w:rFonts w:ascii="微软雅黑" w:eastAsia="微软雅黑" w:hAnsi="微软雅黑" w:hint="eastAsia"/>
+                <w:color w:val="44546A"/>
+                <w:sz w:val="22"/>
+              </w:rPr>
+              <w:t>等技术</w:t>
+            </w:r>
+            <w:r>
+              <w:rPr>
+                <w:rFonts w:ascii="微软雅黑" w:eastAsia="微软雅黑" w:hAnsi="微软雅黑"/>
+                <w:color w:val="44546A"/>
+                <w:sz w:val="22"/>
+              </w:rPr>
+              <w:t>有</w:t>
+            </w:r>
+            <w:r>
+              <w:rPr>
+                <w:rFonts w:ascii="微软雅黑" w:eastAsia="微软雅黑" w:hAnsi="微软雅黑" w:hint="eastAsia"/>
+                <w:color w:val="44546A"/>
+                <w:sz w:val="22"/>
+              </w:rPr>
+              <w:t>简单</w:t>
+            </w:r>
+            <w:r>
+              <w:rPr>
+                <w:rFonts w:ascii="微软雅黑" w:eastAsia="微软雅黑" w:hAnsi="微软雅黑"/>
+                <w:color w:val="44546A"/>
+                <w:sz w:val="22"/>
+              </w:rPr>
+              <w:t>了解</w:t>
+            </w:r>
+            <w:r>
+              <w:rPr>
+                <w:rFonts w:ascii="微软雅黑" w:eastAsia="微软雅黑" w:hAnsi="微软雅黑" w:hint="eastAsia"/>
+                <w:color w:val="44546A"/>
+                <w:sz w:val="22"/>
+              </w:rPr>
+              <w:t>。</w:t>
+            </w:r>
+          </w:p>
+          <w:p>
+            <w:pPr>
+              <w:pStyle w:val="a8"/>
+              <w:numPr>
+                <w:ilvl w:val="0"/>
+                <w:numId w:val="1"/>
+              </w:numPr>
+              <w:spacing w:line="400" w:lineRule="exact"/>
+              <w:ind w:firstLineChars="0"/>
+              <w:rPr>
+                <w:rFonts w:ascii="微软雅黑" w:eastAsia="微软雅黑" w:hAnsi="微软雅黑"/>
                 <w:color w:val="44546A"/>
                 <w:sz w:val="24"/>
                 <w:szCs w:val="24"/>
@@ -819,7 +1027,70 @@
                 <w:color w:val="44546A"/>
                 <w:sz w:val="22"/>
               </w:rPr>
-              <w:t>Spring底层源码及其容器启动流程的一些个人简单理解：https://github.com/MrSunflowers/spring-framework/tree/main_notes</w:t>
+              <w:t>Spring底层源码及其容器启动流程的一些个人简单理解：</w:t>
+            </w:r>
+            <w:hyperlink r:id="rId11" w:history="1">
+              <w:r>
+                <w:rPr>
+                  <w:rStyle w:val="a9"/>
+                  <w:rFonts w:ascii="微软雅黑" w:eastAsia="微软雅黑" w:hAnsi="微软雅黑"/>
+                  <w:sz w:val="22"/>
+                </w:rPr>
+                <w:t>https://github.com/MrSunflowers/spring-framework/tree/main_notes</w:t>
+              </w:r>
+            </w:hyperlink>
+          </w:p>
+          <w:p>
+            <w:pPr>
+              <w:pStyle w:val="a8"/>
+              <w:numPr>
+                <w:ilvl w:val="0"/>
+                <w:numId w:val="1"/>
+              </w:numPr>
+              <w:spacing w:line="400" w:lineRule="exact"/>
+              <w:ind w:firstLineChars="0"/>
+              <w:rPr>
+                <w:rFonts w:ascii="微软雅黑" w:eastAsia="微软雅黑" w:hAnsi="微软雅黑"/>
+                <w:color w:val="44546A"/>
+                <w:sz w:val="24"/>
+                <w:szCs w:val="24"/>
+              </w:rPr>
+            </w:pPr>
+            <w:r>
+              <w:rPr>
+                <w:rFonts w:ascii="微软雅黑" w:eastAsia="微软雅黑" w:hAnsi="微软雅黑" w:hint="eastAsia"/>
+                <w:color w:val="44546A"/>
+                <w:sz w:val="24"/>
+                <w:szCs w:val="24"/>
+              </w:rPr>
+              <w:t>在宇信科技任职期间</w:t>
+            </w:r>
+            <w:r>
+              <w:rPr>
+                <w:rFonts w:ascii="微软雅黑" w:eastAsia="微软雅黑" w:hAnsi="微软雅黑" w:hint="eastAsia"/>
+                <w:color w:val="44546A"/>
+                <w:sz w:val="24"/>
+                <w:szCs w:val="24"/>
+              </w:rPr>
+              <w:t>加入部门技术小组，</w:t>
+            </w:r>
+            <w:r>
+              <w:rPr>
+                <w:rFonts w:ascii="微软雅黑" w:eastAsia="微软雅黑" w:hAnsi="微软雅黑" w:hint="eastAsia"/>
+                <w:color w:val="44546A"/>
+                <w:sz w:val="24"/>
+                <w:szCs w:val="24"/>
+              </w:rPr>
+              <w:t>并参与部门培训课程制作以及</w:t>
+            </w:r>
+            <w:r>
+              <w:rPr>
+                <w:rFonts w:ascii="微软雅黑" w:eastAsia="微软雅黑" w:hAnsi="微软雅黑" w:hint="eastAsia"/>
+                <w:color w:val="44546A"/>
+                <w:sz w:val="24"/>
+                <w:szCs w:val="24"/>
+              </w:rPr>
+              <w:t>提供跨项目技术支持</w:t>
             </w:r>
           </w:p>
         </w:tc>
@@ -861,7 +1132,7 @@
                     </pic:cNvPicPr>
                   </pic:nvPicPr>
                   <pic:blipFill>
-                    <a:blip r:embed="rId11">
+                    <a:blip r:embed="rId12">
                       <a:extLst>
                         <a:ext uri="{28A0092B-C50C-407E-A947-70E740481C1C}">
                           <a14:useLocalDpi xmlns:a14="http://schemas.microsoft.com/office/drawing/2010/main" val="0"/>
@@ -1193,7 +1464,16 @@
                 <w:color w:val="44546A"/>
                 <w:sz w:val="22"/>
               </w:rPr>
-              <w:t>执行计划、优化索引选择性、索引覆盖等技术手段优化系统核心接口，大幅提升系统的响应速度与处理能力。</w:t>
+              <w:t>执行计划、优化索</w:t>
+            </w:r>
+            <w:r>
+              <w:rPr>
+                <w:rFonts w:ascii="微软雅黑" w:eastAsia="微软雅黑" w:hAnsi="微软雅黑"/>
+                <w:color w:val="44546A"/>
+                <w:sz w:val="22"/>
+              </w:rPr>
+              <w:lastRenderedPageBreak/>
+              <w:t>引选择性、索引覆盖等技术手段优化系统核心接口，大幅提升系统的响应速度与处理能力。</w:t>
             </w:r>
           </w:p>
           <w:p>
@@ -1281,7 +1561,6 @@
                 <w:color w:val="44546A"/>
                 <w:sz w:val="22"/>
               </w:rPr>
-              <w:lastRenderedPageBreak/>
               <w:t>有</w:t>
             </w:r>
             <w:r>
@@ -1340,6 +1619,78 @@
               </w:rPr>
               <w:t>Linux常用工具及命令快速分析系统运行日志，精确定位并解决应用异常问题。</w:t>
             </w:r>
+            <w:r>
+              <w:rPr>
+                <w:rFonts w:ascii="微软雅黑" w:eastAsia="微软雅黑" w:hAnsi="微软雅黑" w:hint="eastAsia"/>
+                <w:color w:val="44546A"/>
+                <w:sz w:val="22"/>
+              </w:rPr>
+              <w:t>对 JVM有简单了解，</w:t>
+            </w:r>
+            <w:r>
+              <w:rPr>
+                <w:rFonts w:ascii="微软雅黑" w:eastAsia="微软雅黑" w:hAnsi="微软雅黑" w:hint="eastAsia"/>
+                <w:color w:val="44546A"/>
+                <w:sz w:val="22"/>
+              </w:rPr>
+              <w:t>能利用jconsole、jmc、jstat，jstack等工具</w:t>
+            </w:r>
+            <w:r>
+              <w:rPr>
+                <w:rFonts w:ascii="微软雅黑" w:eastAsia="微软雅黑" w:hAnsi="微软雅黑" w:hint="eastAsia"/>
+                <w:color w:val="44546A"/>
+                <w:sz w:val="22"/>
+              </w:rPr>
+              <w:t>进行</w:t>
+            </w:r>
+            <w:r>
+              <w:rPr>
+                <w:rFonts w:ascii="微软雅黑" w:eastAsia="微软雅黑" w:hAnsi="微软雅黑" w:hint="eastAsia"/>
+                <w:color w:val="44546A"/>
+                <w:sz w:val="22"/>
+              </w:rPr>
+              <w:t>内存泄露、GC调优</w:t>
+            </w:r>
+            <w:r>
+              <w:rPr>
+                <w:rFonts w:ascii="微软雅黑" w:eastAsia="微软雅黑" w:hAnsi="微软雅黑" w:hint="eastAsia"/>
+                <w:color w:val="44546A"/>
+                <w:sz w:val="22"/>
+              </w:rPr>
+              <w:t>、CPU飙高、线程优化等问题</w:t>
+            </w:r>
+            <w:r>
+              <w:rPr>
+                <w:rFonts w:ascii="微软雅黑" w:eastAsia="微软雅黑" w:hAnsi="微软雅黑" w:hint="eastAsia"/>
+                <w:color w:val="44546A"/>
+                <w:sz w:val="22"/>
+              </w:rPr>
+              <w:t>的</w:t>
+            </w:r>
+            <w:r>
+              <w:rPr>
+                <w:rFonts w:ascii="微软雅黑" w:eastAsia="微软雅黑" w:hAnsi="微软雅黑" w:hint="eastAsia"/>
+                <w:color w:val="44546A"/>
+                <w:sz w:val="22"/>
+              </w:rPr>
+              <w:t>排查</w:t>
+            </w:r>
+            <w:r>
+              <w:rPr>
+                <w:rFonts w:ascii="微软雅黑" w:eastAsia="微软雅黑" w:hAnsi="微软雅黑" w:hint="eastAsia"/>
+                <w:color w:val="44546A"/>
+                <w:sz w:val="22"/>
+              </w:rPr>
+              <w:t>优化</w:t>
+            </w:r>
+            <w:r>
+              <w:rPr>
+                <w:rFonts w:ascii="微软雅黑" w:eastAsia="微软雅黑" w:hAnsi="微软雅黑" w:hint="eastAsia"/>
+                <w:color w:val="44546A"/>
+                <w:sz w:val="22"/>
+              </w:rPr>
+              <w:t>。</w:t>
+            </w:r>
           </w:p>
           <w:p>
             <w:pPr>
@@ -1386,7 +1737,39 @@
                 <w:color w:val="44546A"/>
                 <w:sz w:val="22"/>
               </w:rPr>
-              <w:t>等相关组件使用经验。</w:t>
+              <w:t>等相关</w:t>
+            </w:r>
+            <w:r>
+              <w:rPr>
+                <w:rFonts w:ascii="微软雅黑" w:eastAsia="微软雅黑" w:hAnsi="微软雅黑" w:hint="eastAsia"/>
+                <w:color w:val="44546A"/>
+                <w:sz w:val="22"/>
+              </w:rPr>
+              <w:t>中间件</w:t>
+            </w:r>
+            <w:r>
+              <w:rPr>
+                <w:rFonts w:ascii="微软雅黑" w:eastAsia="微软雅黑" w:hAnsi="微软雅黑"/>
+                <w:color w:val="44546A"/>
+                <w:sz w:val="22"/>
+              </w:rPr>
+              <w:t>使用经验</w:t>
+            </w:r>
+            <w:r>
+              <w:rPr>
+                <w:rFonts w:ascii="微软雅黑" w:eastAsia="微软雅黑" w:hAnsi="微软雅黑" w:hint="eastAsia"/>
+                <w:color w:val="44546A"/>
+                <w:sz w:val="22"/>
+              </w:rPr>
+              <w:t>，对分布式高并发架构有简单了解</w:t>
+            </w:r>
+            <w:r>
+              <w:rPr>
+                <w:rFonts w:ascii="微软雅黑" w:eastAsia="微软雅黑" w:hAnsi="微软雅黑"/>
+                <w:color w:val="44546A"/>
+                <w:sz w:val="22"/>
+              </w:rPr>
+              <w:t>。</w:t>
             </w:r>
           </w:p>
           <w:p>
@@ -1410,23 +1793,31 @@
                 <w:color w:val="44546A"/>
                 <w:sz w:val="22"/>
               </w:rPr>
-              <w:t>有</w:t>
-            </w:r>
-            <w:r>
-              <w:rPr>
-                <w:rFonts w:ascii="微软雅黑" w:eastAsia="微软雅黑" w:hAnsi="微软雅黑"/>
-                <w:color w:val="44546A"/>
-                <w:sz w:val="22"/>
-              </w:rPr>
-              <w:t xml:space="preserve"> AI 能力接入项目经验，在统一监管平台研发期间，基于大模型 API，LangChain4J，RAG 等技术实现平台智能填报助手</w:t>
-            </w:r>
-            <w:r>
-              <w:rPr>
-                <w:rFonts w:ascii="微软雅黑" w:eastAsia="微软雅黑" w:hAnsi="微软雅黑" w:hint="eastAsia"/>
-                <w:color w:val="44546A"/>
-                <w:sz w:val="22"/>
-              </w:rPr>
-              <w:t>。</w:t>
+              <w:t>熟悉</w:t>
+            </w:r>
+            <w:r>
+              <w:rPr>
+                <w:rFonts w:ascii="微软雅黑" w:eastAsia="微软雅黑" w:hAnsi="微软雅黑" w:hint="eastAsia"/>
+                <w:color w:val="44546A"/>
+                <w:sz w:val="22"/>
+              </w:rPr>
+              <w:t>布式锁、分布式事务，能够运用相关技术实现跨服务的数据一致性和事务管理，</w:t>
+            </w:r>
+            <w:r>
+              <w:rPr>
+                <w:rFonts w:ascii="微软雅黑" w:eastAsia="微软雅黑" w:hAnsi="微软雅黑" w:hint="eastAsia"/>
+                <w:color w:val="44546A"/>
+                <w:sz w:val="22"/>
+              </w:rPr>
+              <w:t>保障</w:t>
+            </w:r>
+            <w:r>
+              <w:rPr>
+                <w:rFonts w:ascii="微软雅黑" w:eastAsia="微软雅黑" w:hAnsi="微软雅黑" w:hint="eastAsia"/>
+                <w:color w:val="44546A"/>
+                <w:sz w:val="22"/>
+              </w:rPr>
+              <w:t>系统的数据可靠性。</w:t>
             </w:r>
           </w:p>
           <w:p>
@@ -1440,54 +1831,6 @@
               <w:ind w:firstLineChars="0"/>
               <w:rPr>
                 <w:rFonts w:ascii="微软雅黑" w:eastAsia="微软雅黑" w:hAnsi="微软雅黑"/>
-                <w:color w:val="44546A"/>
-                <w:sz w:val="22"/>
-              </w:rPr>
-            </w:pPr>
-            <w:r>
-              <w:rPr>
-                <w:rFonts w:ascii="微软雅黑" w:eastAsia="微软雅黑" w:hAnsi="微软雅黑" w:hint="eastAsia"/>
-                <w:color w:val="44546A"/>
-                <w:sz w:val="22"/>
-              </w:rPr>
-              <w:t>熟悉</w:t>
-            </w:r>
-            <w:r>
-              <w:rPr>
-                <w:rFonts w:ascii="微软雅黑" w:eastAsia="微软雅黑" w:hAnsi="微软雅黑" w:hint="eastAsia"/>
-                <w:color w:val="44546A"/>
-                <w:sz w:val="22"/>
-              </w:rPr>
-              <w:t>布式锁、分布式事务，能够运用相关技术实现跨服务的数据一致性和事务管理，</w:t>
-            </w:r>
-            <w:r>
-              <w:rPr>
-                <w:rFonts w:ascii="微软雅黑" w:eastAsia="微软雅黑" w:hAnsi="微软雅黑" w:hint="eastAsia"/>
-                <w:color w:val="44546A"/>
-                <w:sz w:val="22"/>
-              </w:rPr>
-              <w:t>保障</w:t>
-            </w:r>
-            <w:r>
-              <w:rPr>
-                <w:rFonts w:ascii="微软雅黑" w:eastAsia="微软雅黑" w:hAnsi="微软雅黑" w:hint="eastAsia"/>
-                <w:color w:val="44546A"/>
-                <w:sz w:val="22"/>
-              </w:rPr>
-              <w:t>系统的数据可靠性。</w:t>
-            </w:r>
-          </w:p>
-          <w:p>
-            <w:pPr>
-              <w:pStyle w:val="a8"/>
-              <w:numPr>
-                <w:ilvl w:val="0"/>
-                <w:numId w:val="1"/>
-              </w:numPr>
-              <w:spacing w:line="400" w:lineRule="exact"/>
-              <w:ind w:firstLineChars="0"/>
-              <w:rPr>
-                <w:rFonts w:ascii="微软雅黑" w:eastAsia="微软雅黑" w:hAnsi="微软雅黑" w:hint="eastAsia"/>
                 <w:color w:val="44546A"/>
                 <w:sz w:val="24"/>
                 <w:szCs w:val="24"/>
@@ -1582,7 +1925,7 @@
                     </pic:cNvPicPr>
                   </pic:nvPicPr>
                   <pic:blipFill>
-                    <a:blip r:embed="rId12">
+                    <a:blip r:embed="rId13">
                       <a:extLst>
                         <a:ext uri="{28A0092B-C50C-407E-A947-70E740481C1C}">
                           <a14:useLocalDpi xmlns:a14="http://schemas.microsoft.com/office/drawing/2010/main" val="0"/>
@@ -1878,7 +2221,7 @@
                     </pic:cNvPicPr>
                   </pic:nvPicPr>
                   <pic:blipFill>
-                    <a:blip r:embed="rId13">
+                    <a:blip r:embed="rId14">
                       <a:extLst>
                         <a:ext uri="{28A0092B-C50C-407E-A947-70E740481C1C}">
                           <a14:useLocalDpi xmlns:a14="http://schemas.microsoft.com/office/drawing/2010/main" val="0"/>
@@ -2602,7 +2945,16 @@
                 <w:color w:val="44546A"/>
                 <w:sz w:val="22"/>
               </w:rPr>
-              <w:t>数据采集、转换、查询</w:t>
+              <w:t>数据</w:t>
+            </w:r>
+            <w:r>
+              <w:rPr>
+                <w:rFonts w:ascii="微软雅黑" w:eastAsia="微软雅黑" w:hAnsi="微软雅黑" w:hint="eastAsia"/>
+                <w:color w:val="44546A"/>
+                <w:sz w:val="22"/>
+              </w:rPr>
+              <w:lastRenderedPageBreak/>
+              <w:t>采集、转换、查询</w:t>
             </w:r>
             <w:r>
               <w:rPr>
@@ -2746,7 +3098,6 @@
                 <w:color w:val="44546A"/>
                 <w:sz w:val="22"/>
               </w:rPr>
-              <w:lastRenderedPageBreak/>
               <w:t>数据补录、数据推送等功能的开发。</w:t>
             </w:r>
           </w:p>
@@ -2904,46 +3255,6 @@
                 <w:sz w:val="22"/>
               </w:rPr>
               <w:t>实现应用节点的方法级别的限流功能</w:t>
-            </w:r>
-            <w:r>
-              <w:rPr>
-                <w:rFonts w:ascii="微软雅黑" w:eastAsia="微软雅黑" w:hAnsi="微软雅黑" w:hint="eastAsia"/>
-                <w:color w:val="44546A"/>
-                <w:sz w:val="22"/>
-              </w:rPr>
-              <w:t>。</w:t>
-            </w:r>
-          </w:p>
-          <w:p>
-            <w:pPr>
-              <w:pStyle w:val="a8"/>
-              <w:numPr>
-                <w:ilvl w:val="0"/>
-                <w:numId w:val="4"/>
-              </w:numPr>
-              <w:spacing w:line="400" w:lineRule="exact"/>
-              <w:ind w:firstLineChars="0"/>
-              <w:rPr>
-                <w:rFonts w:ascii="微软雅黑" w:eastAsia="微软雅黑" w:hAnsi="微软雅黑"/>
-                <w:color w:val="44546A"/>
-                <w:sz w:val="22"/>
-              </w:rPr>
-            </w:pPr>
-            <w:r>
-              <w:rPr>
-                <w:rFonts w:ascii="微软雅黑" w:eastAsia="微软雅黑" w:hAnsi="微软雅黑" w:hint="eastAsia"/>
-                <w:color w:val="44546A"/>
-                <w:sz w:val="22"/>
-              </w:rPr>
-              <w:t>基于大模型</w:t>
-            </w:r>
-            <w:r>
-              <w:rPr>
-                <w:rFonts w:ascii="微软雅黑" w:eastAsia="微软雅黑" w:hAnsi="微软雅黑"/>
-                <w:color w:val="44546A"/>
-                <w:sz w:val="22"/>
-              </w:rPr>
-              <w:t xml:space="preserve"> API，LangChain4J，RAG 等技术实现平台智能填报助手</w:t>
             </w:r>
             <w:r>
               <w:rPr>
@@ -3941,7 +4252,7 @@
         <v:path o:extrusionok="f" gradientshapeok="t" o:connecttype="rect"/>
         <o:lock v:ext="edit" aspectratio="t"/>
       </v:shapetype>
-      <v:shape id="_x0000_i1045" type="#_x0000_t75" style="width:16.35pt;height:16.35pt;visibility:visible;mso-wrap-style:square" o:bullet="t">
+      <v:shape id="_x0000_i1051" type="#_x0000_t75" style="width:16.35pt;height:16.35pt;visibility:visible;mso-wrap-style:square" o:bullet="t">
         <v:imagedata r:id="rId1" o:title=""/>
       </v:shape>
     </w:pict>
@@ -5206,7 +5517,7 @@
 </file>
 
 <file path=customXml/itemProps1.xml><?xml version="1.0" encoding="utf-8"?>
-<ds:datastoreItem xmlns:ds="http://schemas.openxmlformats.org/officeDocument/2006/customXml" ds:itemID="{EF9AFD34-0930-44BA-BFD9-EDFD1CB91261}">
+<ds:datastoreItem xmlns:ds="http://schemas.openxmlformats.org/officeDocument/2006/customXml" ds:itemID="{E04CE888-590A-476E-A2A5-AA8159EDB9B5}">
   <ds:schemaRefs>
     <ds:schemaRef ds:uri="http://schemas.openxmlformats.org/officeDocument/2006/bibliography"/>
   </ds:schemaRefs>
